--- a/보관본/러시아 인권변호사/Word/5부/5부_12화_재선의_기로.docx
+++ b/보관본/러시아 인권변호사/Word/5부/5부_12화_재선의_기로.docx
@@ -1345,7 +1345,7 @@
           <w:i w:val="0"/>
           <w:sz w:val="22"/>
         </w:rPr>
-        <w:t xml:space="preserve"> Вы мне это всю жизнь говорите.</w:t>
+        <w:t xml:space="preserve"> Ты мне это всю жизнь говоришь.</w:t>
       </w:r>
     </w:p>
     <w:p>

--- a/보관본/러시아 인권변호사/Word/5부/5부_12화_재선의_기로.docx
+++ b/보관본/러시아 인권변호사/Word/5부/5부_12화_재선의_기로.docx
@@ -62,7 +62,7 @@
           <w:i w:val="0"/>
           <w:sz w:val="22"/>
         </w:rPr>
-        <w:t>11화로부터 약 넉 달 뒤, 취임 1년 3개월 무렵. 개헌 패키지 12조에 따른 조기 재신임 선거가 반년 앞으로 다가온 가운데, 경제적 피로와 폭로 피로로 지지율이 떨어진다. 마지막 장면은 그로부터 두 달 뒤, 취임 1년 반, 투표 한 달 전이다.</w:t>
+        <w:t>11화로부터 약 넉 달 뒤, 취임 1년 3개월 무렵. 개헌 패키지 12조에 따른 조기 재신임 선거가 석 달 앞으로 다가온 가운데, 경제적 피로와 폭로 피로로 지지율이 떨어진다. 마지막 장면은 그로부터 두 달 뒤, 취임 1년 반, 투표 한 달 전이다.</w:t>
       </w:r>
     </w:p>
     <w:p>
@@ -839,7 +839,7 @@
           <w:i w:val="0"/>
           <w:sz w:val="22"/>
         </w:rPr>
-        <w:t>Алексей Николаевич, через полгода выборы. Нужна стратегия.</w:t>
+        <w:t>Алексей Николаевич, через три месяца выборы. Нужна стратегия.</w:t>
       </w:r>
     </w:p>
     <w:p>
@@ -1289,7 +1289,7 @@
           <w:i w:val="0"/>
           <w:sz w:val="22"/>
         </w:rPr>
-        <w:t>Гребенщиков говорит, что за полгода всё можно вернуть. А можно и всё потерять.</w:t>
+        <w:t>Гребенщиков говорит, что за три месяца всё можно вернуть. А можно и всё потерять.</w:t>
       </w:r>
     </w:p>
     <w:p>
@@ -1929,7 +1929,7 @@
           <w:i w:val="0"/>
           <w:sz w:val="22"/>
         </w:rPr>
-        <w:t xml:space="preserve"> Друзья. Не буду обещать вам, что следующие полгода будут лёгкими. Не буду говорить, что реформы завершены, а трудности позади.</w:t>
+        <w:t xml:space="preserve"> Друзья. Не буду обещать вам, что следующие три месяца будут лёгкими. Не буду говорить, что реформы завершены, а трудности позади.</w:t>
       </w:r>
     </w:p>
     <w:p>
@@ -3333,7 +3333,7 @@
           <w:i w:val="0"/>
           <w:sz w:val="22"/>
         </w:rPr>
-        <w:t xml:space="preserve"> — 결과는 끝나 봐야 안다는 속담. 지지율 45%에 흔들리는 아들에게 어머니 안나가 "선거는 아직인데 벌써 셈부터 하느냐"며 건네는 말로, 숫자보다 끝까지 가는 태도를 믿는 어머니의 목소리다. 선거 한 달 전 48 대 32라는 마지막 숫자와 맞물린다(장면 5).</w:t>
+        <w:t xml:space="preserve"> — 한국어 해설: 결과는 끝나 봐야 안다는 속담. 지지율 45%에 흔들리는 아들에게 어머니 안나가 "선거는 아직인데 벌써 셈부터 하느냐"며 건네는 말로, 숫자보다 끝까지 가는 태도를 믿는 어머니의 목소리다. 선거 한 달 전 48 대 32라는 마지막 숫자와 맞물린다(장면 5).</w:t>
       </w:r>
     </w:p>
     <w:p>
@@ -3356,7 +3356,7 @@
           <w:i w:val="0"/>
           <w:sz w:val="22"/>
         </w:rPr>
-        <w:t xml:space="preserve"> — 대중의 찬사에 기대지 말라는 시. 첫 토론 뒤 이리나가 인용하고 료샤가 다음 행 "Ты сам свой высший суд"로 잇자, 이리나는 대통령은 시인과 달리 스스로의 최고 법정이 될 수 없기에 조기 재신임 조항(12조)을 만든 것이라고 받는다(장면 10).</w:t>
+        <w:t xml:space="preserve"> — 한국어 해설: 대중의 찬사에 기대지 말라는 시. 첫 토론 뒤 이리나가 인용하고 료샤가 다음 행 "Ты сам свой высший суд"로 잇자, 이리나는 대통령은 시인과 달리 스스로의 최고 법정이 될 수 없기에 조기 재신임 조항(12조)을 만든 것이라고 받는다(장면 10).</w:t>
       </w:r>
     </w:p>
     <w:p>

--- a/보관본/러시아 인권변호사/Word/5부/5부_12화_재선의_기로.docx
+++ b/보관본/러시아 인권변호사/Word/5부/5부_12화_재선의_기로.docx
@@ -978,6 +978,144 @@
           <w:sz w:val="22"/>
         </w:rPr>
         <w:t>Рискованная. Но единственная, которая соответствует тому, с чего вы начинали.</w:t>
+      </w:r>
+    </w:p>
+    <w:p>
+      <w:pPr>
+        <w:spacing w:before="0" w:after="110" w:line="300" w:lineRule="auto"/>
+      </w:pPr>
+      <w:r>
+        <w:rPr>
+          <w:rFonts w:ascii="Times New Roman" w:hAnsi="Times New Roman" w:eastAsia="Malgun Gothic"/>
+          <w:b/>
+          <w:i w:val="0"/>
+          <w:sz w:val="22"/>
+        </w:rPr>
+        <w:t xml:space="preserve">Лёша: </w:t>
+      </w:r>
+      <w:r>
+        <w:rPr>
+          <w:rFonts w:ascii="Times New Roman" w:hAnsi="Times New Roman" w:eastAsia="Malgun Gothic"/>
+          <w:b w:val="0"/>
+          <w:i w:val="0"/>
+          <w:sz w:val="22"/>
+        </w:rPr>
+        <w:t>А если людям нужны именно обещания? Быстрые, простые.</w:t>
+      </w:r>
+    </w:p>
+    <w:p>
+      <w:pPr>
+        <w:spacing w:before="0" w:after="110" w:line="300" w:lineRule="auto"/>
+      </w:pPr>
+      <w:r>
+        <w:rPr>
+          <w:rFonts w:ascii="Times New Roman" w:hAnsi="Times New Roman" w:eastAsia="Malgun Gothic"/>
+          <w:b/>
+          <w:i w:val="0"/>
+          <w:sz w:val="22"/>
+        </w:rPr>
+        <w:t xml:space="preserve">Ирина: </w:t>
+      </w:r>
+      <w:r>
+        <w:rPr>
+          <w:rFonts w:ascii="Times New Roman" w:hAnsi="Times New Roman" w:eastAsia="Malgun Gothic"/>
+          <w:b w:val="0"/>
+          <w:i w:val="0"/>
+          <w:sz w:val="22"/>
+        </w:rPr>
+        <w:t>Им их уже давали. Выборы девяносто шестого: в январе рейтинг действующего президента — в пределах погрешности, в июле — победа во втором туре. Концерты по всей стране, деньги, которых по закону быть не могло, и обещания всем сразу: погасить долги по зарплатам, отменить призыв к двухтысячному году.</w:t>
+      </w:r>
+    </w:p>
+    <w:p>
+      <w:pPr>
+        <w:spacing w:before="0" w:after="110" w:line="300" w:lineRule="auto"/>
+      </w:pPr>
+      <w:r>
+        <w:rPr>
+          <w:rFonts w:ascii="Times New Roman" w:hAnsi="Times New Roman" w:eastAsia="Malgun Gothic"/>
+          <w:b/>
+          <w:i w:val="0"/>
+          <w:sz w:val="22"/>
+        </w:rPr>
+        <w:t xml:space="preserve">Лёша: </w:t>
+      </w:r>
+      <w:r>
+        <w:rPr>
+          <w:rFonts w:ascii="Times New Roman" w:hAnsi="Times New Roman" w:eastAsia="Malgun Gothic"/>
+          <w:b w:val="0"/>
+          <w:i w:val="0"/>
+          <w:sz w:val="22"/>
+        </w:rPr>
+        <w:t>И это сработало.</w:t>
+      </w:r>
+    </w:p>
+    <w:p>
+      <w:pPr>
+        <w:spacing w:before="0" w:after="110" w:line="300" w:lineRule="auto"/>
+      </w:pPr>
+      <w:r>
+        <w:rPr>
+          <w:rFonts w:ascii="Times New Roman" w:hAnsi="Times New Roman" w:eastAsia="Malgun Gothic"/>
+          <w:b/>
+          <w:i w:val="0"/>
+          <w:sz w:val="22"/>
+        </w:rPr>
+        <w:t xml:space="preserve">Ирина: </w:t>
+      </w:r>
+      <w:r>
+        <w:rPr>
+          <w:rFonts w:ascii="Times New Roman" w:hAnsi="Times New Roman" w:eastAsia="Malgun Gothic"/>
+          <w:b w:val="0"/>
+          <w:i w:val="0"/>
+          <w:sz w:val="22"/>
+        </w:rPr>
+        <w:t>На один тур. Через два года — дефолт, призыв никто не отменил, долги по зарплатам гасили ещё годы. Люди запомнили не концерты, а то, что было после. С тех пор слово «обещаю» в этой стране весит меньше, чем должно, — и часть этого долга доверия досталась вам по наследству.</w:t>
+      </w:r>
+    </w:p>
+    <w:p>
+      <w:pPr>
+        <w:spacing w:before="0" w:after="110" w:line="300" w:lineRule="auto"/>
+      </w:pPr>
+      <w:r>
+        <w:rPr>
+          <w:rFonts w:ascii="Times New Roman" w:hAnsi="Times New Roman" w:eastAsia="Malgun Gothic"/>
+          <w:b/>
+          <w:i w:val="0"/>
+          <w:sz w:val="22"/>
+        </w:rPr>
+        <w:t xml:space="preserve">Лёша: </w:t>
+      </w:r>
+      <w:r>
+        <w:rPr>
+          <w:rFonts w:ascii="Times New Roman" w:hAnsi="Times New Roman" w:eastAsia="Malgun Gothic"/>
+          <w:b w:val="0"/>
+          <w:i w:val="0"/>
+          <w:sz w:val="22"/>
+        </w:rPr>
+        <w:t>Утешительно. Платить по чужим счетам.</w:t>
+      </w:r>
+    </w:p>
+    <w:p>
+      <w:pPr>
+        <w:spacing w:before="0" w:after="110" w:line="300" w:lineRule="auto"/>
+      </w:pPr>
+      <w:r>
+        <w:rPr>
+          <w:rFonts w:ascii="Times New Roman" w:hAnsi="Times New Roman" w:eastAsia="Malgun Gothic"/>
+          <w:b/>
+          <w:i w:val="0"/>
+          <w:sz w:val="22"/>
+        </w:rPr>
+        <w:t xml:space="preserve">Ирина: </w:t>
+      </w:r>
+      <w:r>
+        <w:rPr>
+          <w:rFonts w:ascii="Times New Roman" w:hAnsi="Times New Roman" w:eastAsia="Malgun Gothic"/>
+          <w:b w:val="0"/>
+          <w:i w:val="0"/>
+          <w:sz w:val="22"/>
+        </w:rPr>
+        <w:t>Не платить — не делать новых. Ваше преимущество именно в том, что вы ничего не обещали в таком стиле.</w:t>
       </w:r>
     </w:p>
     <w:p>
